--- a/lessons/6-14-group1/homework.docx
+++ b/lessons/6-14-group1/homework.docx
@@ -115,7 +115,7 @@
           <wp:inline distT="0" distB="0" distL="0" distR="0">
             <wp:extent cx="1047750" cy="790575"/>
             <wp:effectExtent t="0" r="0" b="0" l="0"/>
-            <wp:docPr id="1" name="" descr="" title=""/>
+            <wp:docPr id="1" name="The Distributive Property" descr="Picture illustrating the vocabulary word &quot;The Distributive Property&quot;" title="The Distributive Property"/>
             <wp:cNvGraphicFramePr>
               <a:graphicFrameLocks xmlns:a="http://schemas.openxmlformats.org/drawingml/2006/main" noChangeAspect="1"/>
             </wp:cNvGraphicFramePr>
@@ -178,7 +178,7 @@
           <wp:inline distT="0" distB="0" distL="0" distR="0">
             <wp:extent cx="1047750" cy="790575"/>
             <wp:effectExtent t="0" r="0" b="0" l="0"/>
-            <wp:docPr id="1" name="" descr="" title=""/>
+            <wp:docPr id="1" name="Distributive Property" descr="Picture illustrating the vocabulary word &quot;Distributive Property&quot;" title="Distributive Property"/>
             <wp:cNvGraphicFramePr>
               <a:graphicFrameLocks xmlns:a="http://schemas.openxmlformats.org/drawingml/2006/main" noChangeAspect="1"/>
             </wp:cNvGraphicFramePr>
@@ -241,7 +241,7 @@
           <wp:inline distT="0" distB="0" distL="0" distR="0">
             <wp:extent cx="1047750" cy="790575"/>
             <wp:effectExtent t="0" r="0" b="0" l="0"/>
-            <wp:docPr id="1" name="" descr="" title=""/>
+            <wp:docPr id="1" name="Factor" descr="Picture illustrating the vocabulary word &quot;Factor&quot;" title="Factor"/>
             <wp:cNvGraphicFramePr>
               <a:graphicFrameLocks xmlns:a="http://schemas.openxmlformats.org/drawingml/2006/main" noChangeAspect="1"/>
             </wp:cNvGraphicFramePr>
@@ -304,7 +304,7 @@
           <wp:inline distT="0" distB="0" distL="0" distR="0">
             <wp:extent cx="1047750" cy="790575"/>
             <wp:effectExtent t="0" r="0" b="0" l="0"/>
-            <wp:docPr id="1" name="" descr="" title=""/>
+            <wp:docPr id="1" name="Expand" descr="Picture illustrating the vocabulary word &quot;Expand&quot;" title="Expand"/>
             <wp:cNvGraphicFramePr>
               <a:graphicFrameLocks xmlns:a="http://schemas.openxmlformats.org/drawingml/2006/main" noChangeAspect="1"/>
             </wp:cNvGraphicFramePr>
@@ -367,7 +367,7 @@
           <wp:inline distT="0" distB="0" distL="0" distR="0">
             <wp:extent cx="1047750" cy="790575"/>
             <wp:effectExtent t="0" r="0" b="0" l="0"/>
-            <wp:docPr id="1" name="" descr="" title=""/>
+            <wp:docPr id="1" name="Equivalent" descr="Picture illustrating the vocabulary word &quot;Equivalent&quot;" title="Equivalent"/>
             <wp:cNvGraphicFramePr>
               <a:graphicFrameLocks xmlns:a="http://schemas.openxmlformats.org/drawingml/2006/main" noChangeAspect="1"/>
             </wp:cNvGraphicFramePr>
@@ -430,7 +430,7 @@
           <wp:inline distT="0" distB="0" distL="0" distR="0">
             <wp:extent cx="1047750" cy="790575"/>
             <wp:effectExtent t="0" r="0" b="0" l="0"/>
-            <wp:docPr id="1" name="" descr="" title=""/>
+            <wp:docPr id="1" name="Coefficient" descr="Picture illustrating the vocabulary word &quot;Coefficient&quot;" title="Coefficient"/>
             <wp:cNvGraphicFramePr>
               <a:graphicFrameLocks xmlns:a="http://schemas.openxmlformats.org/drawingml/2006/main" noChangeAspect="1"/>
             </wp:cNvGraphicFramePr>
@@ -493,7 +493,7 @@
           <wp:inline distT="0" distB="0" distL="0" distR="0">
             <wp:extent cx="1047750" cy="790575"/>
             <wp:effectExtent t="0" r="0" b="0" l="0"/>
-            <wp:docPr id="1" name="" descr="" title=""/>
+            <wp:docPr id="1" name="Like terms" descr="Picture illustrating the vocabulary word &quot;Like terms&quot;" title="Like terms"/>
             <wp:cNvGraphicFramePr>
               <a:graphicFrameLocks xmlns:a="http://schemas.openxmlformats.org/drawingml/2006/main" noChangeAspect="1"/>
             </wp:cNvGraphicFramePr>
@@ -603,15 +603,15 @@
         <w:spacing w:after="40" w:before="0"/>
       </w:pPr>
       <w:r>
-        <w:t xml:space="preserve">     C. n + 18</w:t>
-      </w:r>
-    </w:p>
-    <w:p>
-      <w:pPr>
-        <w:spacing w:after="40" w:before="0"/>
-      </w:pPr>
-      <w:r>
-        <w:t xml:space="preserve">     D. 6n + 9</w:t>
+        <w:t xml:space="preserve">     C. 6n + 9</w:t>
+      </w:r>
+    </w:p>
+    <w:p>
+      <w:pPr>
+        <w:spacing w:after="40" w:before="0"/>
+      </w:pPr>
+      <w:r>
+        <w:t xml:space="preserve">     D. n + 18</w:t>
       </w:r>
     </w:p>
     <w:p>
@@ -642,23 +642,23 @@
         <w:spacing w:after="40" w:before="0"/>
       </w:pPr>
       <w:r>
-        <w:t xml:space="preserve">     A. 12</w:t>
-      </w:r>
-    </w:p>
-    <w:p>
-      <w:pPr>
-        <w:spacing w:after="40" w:before="0"/>
-      </w:pPr>
-      <w:r>
-        <w:t xml:space="preserve">     B. 20 − 2</w:t>
-      </w:r>
-    </w:p>
-    <w:p>
-      <w:pPr>
-        <w:spacing w:after="40" w:before="0"/>
-      </w:pPr>
-      <w:r>
-        <w:t xml:space="preserve">     C. 9</w:t>
+        <w:t xml:space="preserve">     A. 9</w:t>
+      </w:r>
+    </w:p>
+    <w:p>
+      <w:pPr>
+        <w:spacing w:after="40" w:before="0"/>
+      </w:pPr>
+      <w:r>
+        <w:t xml:space="preserve">     B. 12</w:t>
+      </w:r>
+    </w:p>
+    <w:p>
+      <w:pPr>
+        <w:spacing w:after="40" w:before="0"/>
+      </w:pPr>
+      <w:r>
+        <w:t xml:space="preserve">     C. 20 − 2</w:t>
       </w:r>
     </w:p>
     <w:p>
@@ -689,141 +689,31 @@
           <w:b/>
           <w:bCs/>
         </w:rPr>
-        <w:t xml:space="preserve">3. Light Cue 2: Expand 5(2 + n) to set two spotlight banks.</w:t>
-      </w:r>
-    </w:p>
-    <w:p>
-      <w:pPr>
-        <w:spacing w:after="40" w:before="0"/>
-      </w:pPr>
-      <w:r>
-        <w:t xml:space="preserve">     A. 10 + 5n</w:t>
-      </w:r>
-    </w:p>
-    <w:p>
-      <w:pPr>
-        <w:spacing w:after="40" w:before="0"/>
-      </w:pPr>
-      <w:r>
-        <w:t xml:space="preserve">     B. 10 + n</w:t>
-      </w:r>
-    </w:p>
-    <w:p>
-      <w:pPr>
-        <w:spacing w:after="40" w:before="0"/>
-      </w:pPr>
-      <w:r>
-        <w:t xml:space="preserve">     C. 7 + 5n</w:t>
-      </w:r>
-    </w:p>
-    <w:p>
-      <w:pPr>
-        <w:spacing w:after="40" w:before="0"/>
-      </w:pPr>
-      <w:r>
-        <w:t xml:space="preserve">     D. 10 + 5</w:t>
-      </w:r>
-    </w:p>
-    <w:p>
-      <w:pPr>
-        <w:spacing w:after="60" w:before="120"/>
-      </w:pPr>
-      <w:r>
-        <w:rPr>
-          <w:color w:val="BBBBBB"/>
-        </w:rPr>
-        <w:t xml:space="preserve">______________________________________________________________________</w:t>
-      </w:r>
-    </w:p>
-    <w:p>
-      <w:pPr>
-        <w:spacing w:after="80" w:before="0"/>
-      </w:pPr>
-      <w:r>
-        <w:rPr>
-          <w:b/>
-          <w:bCs/>
-        </w:rPr>
-        <w:t xml:space="preserve">4. Light Cue 3: Expand 4(a + 2) for the back-row beam.</w:t>
-      </w:r>
-    </w:p>
-    <w:p>
-      <w:pPr>
-        <w:spacing w:after="40" w:before="0"/>
-      </w:pPr>
-      <w:r>
-        <w:t xml:space="preserve">     A. 4a + 8</w:t>
-      </w:r>
-    </w:p>
-    <w:p>
-      <w:pPr>
-        <w:spacing w:after="40" w:before="0"/>
-      </w:pPr>
-      <w:r>
-        <w:t xml:space="preserve">     B. 4a + 2</w:t>
-      </w:r>
-    </w:p>
-    <w:p>
-      <w:pPr>
-        <w:spacing w:after="40" w:before="0"/>
-      </w:pPr>
-      <w:r>
-        <w:t xml:space="preserve">     C. a + 8</w:t>
-      </w:r>
-    </w:p>
-    <w:p>
-      <w:pPr>
-        <w:spacing w:after="40" w:before="0"/>
-      </w:pPr>
-      <w:r>
-        <w:t xml:space="preserve">     D. 4a + 6</w:t>
-      </w:r>
-    </w:p>
-    <w:p>
-      <w:pPr>
-        <w:spacing w:after="60" w:before="120"/>
-      </w:pPr>
-      <w:r>
-        <w:rPr>
-          <w:color w:val="BBBBBB"/>
-        </w:rPr>
-        <w:t xml:space="preserve">______________________________________________________________________</w:t>
-      </w:r>
-    </w:p>
-    <w:p>
-      <w:pPr>
-        <w:spacing w:after="80" w:before="0"/>
-      </w:pPr>
-      <w:r>
-        <w:rPr>
-          <w:b/>
-          <w:bCs/>
-        </w:rPr>
-        <w:t xml:space="preserve">5. Level 2 Extension — The Spotlight Only Hit One Term</w:t>
-      </w:r>
-    </w:p>
-    <w:p>
-      <w:pPr>
-        <w:spacing w:after="40" w:before="0"/>
-      </w:pPr>
-      <w:r>
-        <w:t xml:space="preserve">   Step 1 (Light cue): 3(x + 4)</w:t>
-      </w:r>
-    </w:p>
-    <w:p>
-      <w:pPr>
-        <w:spacing w:after="40" w:before="0"/>
-      </w:pPr>
-      <w:r>
-        <w:t xml:space="preserve">   Step 2 (Distribute): 3 × x + 4</w:t>
-      </w:r>
-    </w:p>
-    <w:p>
-      <w:pPr>
-        <w:spacing w:after="40" w:before="0"/>
-      </w:pPr>
-      <w:r>
-        <w:t xml:space="preserve">   Step 3 (Simplify): 3x + 4</w:t>
+        <w:t xml:space="preserve">3. Spot the Common Mistake</w:t>
+      </w:r>
+    </w:p>
+    <w:p>
+      <w:pPr>
+        <w:spacing w:after="40" w:before="0"/>
+      </w:pPr>
+      <w:r>
+        <w:t xml:space="preserve">   Step 1 (Expression): 4(n + 3)</w:t>
+      </w:r>
+    </w:p>
+    <w:p>
+      <w:pPr>
+        <w:spacing w:after="40" w:before="0"/>
+      </w:pPr>
+      <w:r>
+        <w:t xml:space="preserve">   Step 2 (Distribute): 4 × n + 3</w:t>
+      </w:r>
+    </w:p>
+    <w:p>
+      <w:pPr>
+        <w:spacing w:after="40" w:before="0"/>
+      </w:pPr>
+      <w:r>
+        <w:t xml:space="preserve">   Step 3 (Simplify): 4n + 3</w:t>
       </w:r>
     </w:p>
     <w:p>
@@ -880,31 +770,196 @@
           <w:b/>
           <w:bCs/>
         </w:rPr>
-        <w:t xml:space="preserve">6. Find the Distributive Error</w:t>
-      </w:r>
-    </w:p>
-    <w:p>
-      <w:pPr>
-        <w:spacing w:after="40" w:before="0"/>
-      </w:pPr>
-      <w:r>
-        <w:t xml:space="preserve">   Step 1 (Expression): 5(2x + 4)</w:t>
-      </w:r>
-    </w:p>
-    <w:p>
-      <w:pPr>
-        <w:spacing w:after="40" w:before="0"/>
-      </w:pPr>
-      <w:r>
-        <w:t xml:space="preserve">   Step 2 (Distribute): 5 × 2x + 4</w:t>
-      </w:r>
-    </w:p>
-    <w:p>
-      <w:pPr>
-        <w:spacing w:after="40" w:before="0"/>
-      </w:pPr>
-      <w:r>
-        <w:t xml:space="preserve">   Step 3 (Simplify): 10x + 4</w:t>
+        <w:t xml:space="preserve">4. Light Cue 1: Expand 3(x + 4) for the stage-light controller.</w:t>
+      </w:r>
+    </w:p>
+    <w:p>
+      <w:pPr>
+        <w:spacing w:after="40" w:before="0"/>
+      </w:pPr>
+      <w:r>
+        <w:t xml:space="preserve">     A. 3x + 12</w:t>
+      </w:r>
+    </w:p>
+    <w:p>
+      <w:pPr>
+        <w:spacing w:after="40" w:before="0"/>
+      </w:pPr>
+      <w:r>
+        <w:t xml:space="preserve">     B. 3x + 4</w:t>
+      </w:r>
+    </w:p>
+    <w:p>
+      <w:pPr>
+        <w:spacing w:after="40" w:before="0"/>
+      </w:pPr>
+      <w:r>
+        <w:t xml:space="preserve">     C. 3x + 7</w:t>
+      </w:r>
+    </w:p>
+    <w:p>
+      <w:pPr>
+        <w:spacing w:after="40" w:before="0"/>
+      </w:pPr>
+      <w:r>
+        <w:t xml:space="preserve">     D. x + 12</w:t>
+      </w:r>
+    </w:p>
+    <w:p>
+      <w:pPr>
+        <w:spacing w:after="60" w:before="120"/>
+      </w:pPr>
+      <w:r>
+        <w:rPr>
+          <w:color w:val="BBBBBB"/>
+        </w:rPr>
+        <w:t xml:space="preserve">______________________________________________________________________</w:t>
+      </w:r>
+    </w:p>
+    <w:p>
+      <w:pPr>
+        <w:spacing w:after="80" w:before="0"/>
+      </w:pPr>
+      <w:r>
+        <w:rPr>
+          <w:b/>
+          <w:bCs/>
+        </w:rPr>
+        <w:t xml:space="preserve">5. Light Cue 2: Expand 5(2 + n) to set two spotlight banks.</w:t>
+      </w:r>
+    </w:p>
+    <w:p>
+      <w:pPr>
+        <w:spacing w:after="40" w:before="0"/>
+      </w:pPr>
+      <w:r>
+        <w:t xml:space="preserve">     A. 7 + 5n</w:t>
+      </w:r>
+    </w:p>
+    <w:p>
+      <w:pPr>
+        <w:spacing w:after="40" w:before="0"/>
+      </w:pPr>
+      <w:r>
+        <w:t xml:space="preserve">     B. 10 + 5n</w:t>
+      </w:r>
+    </w:p>
+    <w:p>
+      <w:pPr>
+        <w:spacing w:after="40" w:before="0"/>
+      </w:pPr>
+      <w:r>
+        <w:t xml:space="preserve">     C. 10 + n</w:t>
+      </w:r>
+    </w:p>
+    <w:p>
+      <w:pPr>
+        <w:spacing w:after="40" w:before="0"/>
+      </w:pPr>
+      <w:r>
+        <w:t xml:space="preserve">     D. 10 + 5</w:t>
+      </w:r>
+    </w:p>
+    <w:p>
+      <w:pPr>
+        <w:spacing w:after="60" w:before="120"/>
+      </w:pPr>
+      <w:r>
+        <w:rPr>
+          <w:color w:val="BBBBBB"/>
+        </w:rPr>
+        <w:t xml:space="preserve">______________________________________________________________________</w:t>
+      </w:r>
+    </w:p>
+    <w:p>
+      <w:pPr>
+        <w:spacing w:after="80" w:before="0"/>
+      </w:pPr>
+      <w:r>
+        <w:rPr>
+          <w:b/>
+          <w:bCs/>
+        </w:rPr>
+        <w:t xml:space="preserve">6. Light Cue 3: Expand 4(a + 2) for the back-row beam.</w:t>
+      </w:r>
+    </w:p>
+    <w:p>
+      <w:pPr>
+        <w:spacing w:after="40" w:before="0"/>
+      </w:pPr>
+      <w:r>
+        <w:t xml:space="preserve">     A. 4a + 8</w:t>
+      </w:r>
+    </w:p>
+    <w:p>
+      <w:pPr>
+        <w:spacing w:after="40" w:before="0"/>
+      </w:pPr>
+      <w:r>
+        <w:t xml:space="preserve">     B. 4a + 2</w:t>
+      </w:r>
+    </w:p>
+    <w:p>
+      <w:pPr>
+        <w:spacing w:after="40" w:before="0"/>
+      </w:pPr>
+      <w:r>
+        <w:t xml:space="preserve">     C. 4a + 6</w:t>
+      </w:r>
+    </w:p>
+    <w:p>
+      <w:pPr>
+        <w:spacing w:after="40" w:before="0"/>
+      </w:pPr>
+      <w:r>
+        <w:t xml:space="preserve">     D. a + 8</w:t>
+      </w:r>
+    </w:p>
+    <w:p>
+      <w:pPr>
+        <w:spacing w:after="60" w:before="120"/>
+      </w:pPr>
+      <w:r>
+        <w:rPr>
+          <w:color w:val="BBBBBB"/>
+        </w:rPr>
+        <w:t xml:space="preserve">______________________________________________________________________</w:t>
+      </w:r>
+    </w:p>
+    <w:p>
+      <w:pPr>
+        <w:spacing w:after="80" w:before="0"/>
+      </w:pPr>
+      <w:r>
+        <w:rPr>
+          <w:b/>
+          <w:bCs/>
+        </w:rPr>
+        <w:t xml:space="preserve">7. Level 2 Extension — The Spotlight Only Hit One Term</w:t>
+      </w:r>
+    </w:p>
+    <w:p>
+      <w:pPr>
+        <w:spacing w:after="40" w:before="0"/>
+      </w:pPr>
+      <w:r>
+        <w:t xml:space="preserve">   Step 1 (Light cue): 3(x + 4)</w:t>
+      </w:r>
+    </w:p>
+    <w:p>
+      <w:pPr>
+        <w:spacing w:after="40" w:before="0"/>
+      </w:pPr>
+      <w:r>
+        <w:t xml:space="preserve">   Step 2 (Distribute): 3 × x + 4</w:t>
+      </w:r>
+    </w:p>
+    <w:p>
+      <w:pPr>
+        <w:spacing w:after="40" w:before="0"/>
+      </w:pPr>
+      <w:r>
+        <w:t xml:space="preserve">   Step 3 (Simplify): 3x + 4</w:t>
       </w:r>
     </w:p>
     <w:p>
@@ -961,7 +1016,31 @@
           <w:b/>
           <w:bCs/>
         </w:rPr>
-        <w:t xml:space="preserve">7. Use the distributive property to explain why 6 × 98 can be calculated as 6 × 100 − 6 × 2 = 588. Then create your own example of using the distributive property to make multiplication easier.</w:t>
+        <w:t xml:space="preserve">8. Find the Distributive Error</w:t>
+      </w:r>
+    </w:p>
+    <w:p>
+      <w:pPr>
+        <w:spacing w:after="40" w:before="0"/>
+      </w:pPr>
+      <w:r>
+        <w:t xml:space="preserve">   Step 1 (Expression): 5(2x + 4)</w:t>
+      </w:r>
+    </w:p>
+    <w:p>
+      <w:pPr>
+        <w:spacing w:after="40" w:before="0"/>
+      </w:pPr>
+      <w:r>
+        <w:t xml:space="preserve">   Step 2 (Distribute): 5 × 2x + 4</w:t>
+      </w:r>
+    </w:p>
+    <w:p>
+      <w:pPr>
+        <w:spacing w:after="40" w:before="0"/>
+      </w:pPr>
+      <w:r>
+        <w:t xml:space="preserve">   Step 3 (Simplify): 10x + 4</w:t>
       </w:r>
     </w:p>
     <w:p>
@@ -973,7 +1052,7 @@
           <w:i/>
           <w:iCs/>
         </w:rPr>
-        <w:t xml:space="preserve">Sentence starter: 6 × 98 = 6(100 − 2) = 6 × ___ − 6 × ___ = ___ − ___ = ___. My example: ___ × ___ = ___(___ ± ___) = ___.</w:t>
+        <w:t xml:space="preserve">Which step has the mistake? Explain and fix it:</w:t>
       </w:r>
     </w:p>
     <w:p>
@@ -1011,6 +1090,46 @@
     </w:p>
     <w:p>
       <w:pPr>
+        <w:spacing w:after="80" w:before="0"/>
+      </w:pPr>
+      <w:r>
+        <w:rPr>
+          <w:b/>
+          <w:bCs/>
+        </w:rPr>
+        <w:t xml:space="preserve">9. Fix our table's thinking</w:t>
+      </w:r>
+    </w:p>
+    <w:p>
+      <w:pPr>
+        <w:spacing w:after="40" w:before="0"/>
+      </w:pPr>
+      <w:r>
+        <w:t xml:space="preserve">   Step 1 (The problem): When using the distributive property with a(b + c), you must multiply 'a' by:</w:t>
+      </w:r>
+    </w:p>
+    <w:p>
+      <w:pPr>
+        <w:spacing w:after="40" w:before="0"/>
+      </w:pPr>
+      <w:r>
+        <w:t xml:space="preserve">   Step 2 (A classmate at our table answered): Only c</w:t>
+      </w:r>
+    </w:p>
+    <w:p>
+      <w:pPr>
+        <w:spacing w:after="60" w:before="0"/>
+      </w:pPr>
+      <w:r>
+        <w:rPr>
+          <w:i/>
+          <w:iCs/>
+        </w:rPr>
+        <w:t xml:space="preserve">Which step has the mistake? Explain and fix it:</w:t>
+      </w:r>
+    </w:p>
+    <w:p>
+      <w:pPr>
         <w:spacing w:after="60" w:before="120"/>
       </w:pPr>
       <w:r>
@@ -1022,126 +1141,15 @@
     </w:p>
     <w:p>
       <w:pPr>
-        <w:spacing w:after="80" w:before="0"/>
-      </w:pPr>
-      <w:r>
-        <w:rPr>
-          <w:b/>
-          <w:bCs/>
-        </w:rPr>
-        <w:t xml:space="preserve">8. Use the distributive property to expand each expression.</w:t>
-      </w:r>
-    </w:p>
-    <w:tbl>
-      <w:tblPr>
-        <w:tblW w:type="pct" w:w="100%"/>
-        <w:tblBorders>
-          <w:top w:val="single" w:color="auto" w:sz="4"/>
-          <w:left w:val="single" w:color="auto" w:sz="4"/>
-          <w:bottom w:val="single" w:color="auto" w:sz="4"/>
-          <w:right w:val="single" w:color="auto" w:sz="4"/>
-          <w:insideH w:val="single" w:color="auto" w:sz="4"/>
-          <w:insideV w:val="single" w:color="auto" w:sz="4"/>
-        </w:tblBorders>
-      </w:tblPr>
-      <w:tblGrid>
-        <w:gridCol w:w="100"/>
-        <w:gridCol w:w="100"/>
-      </w:tblGrid>
-      <w:tr>
-        <w:trPr>
-          <w:tblHeader/>
-        </w:trPr>
-        <w:tc>
-          <w:tcPr>
-            <w:tcW w:type="pct" w:w="50%"/>
-          </w:tcPr>
-          <w:p>
-            <w:r>
-              <w:rPr>
-                <w:b/>
-                <w:bCs/>
-              </w:rPr>
-              <w:t xml:space="preserve">Factored Form</w:t>
-            </w:r>
-          </w:p>
-        </w:tc>
-        <w:tc>
-          <w:tcPr>
-            <w:tcW w:type="pct" w:w="50%"/>
-          </w:tcPr>
-          <w:p>
-            <w:r>
-              <w:rPr>
-                <w:b/>
-                <w:bCs/>
-              </w:rPr>
-              <w:t xml:space="preserve">Expanded Form</w:t>
-            </w:r>
-          </w:p>
-        </w:tc>
-      </w:tr>
-      <w:tr>
-        <w:tc>
-          <w:tcPr>
-            <w:tcW w:type="pct" w:w="50%"/>
-          </w:tcPr>
-          <w:p>
-            <w:r>
-              <w:rPr>
-                <w:b w:val="false"/>
-                <w:bCs w:val="false"/>
-              </w:rPr>
-              <w:t xml:space="preserve">2(x + 5)</w:t>
-            </w:r>
-          </w:p>
-        </w:tc>
-        <w:tc>
-          <w:tcPr>
-            <w:tcW w:type="pct" w:w="50%"/>
-          </w:tcPr>
-          <w:p>
-            <w:r>
-              <w:rPr>
-                <w:b w:val="false"/>
-                <w:bCs w:val="false"/>
-              </w:rPr>
-              <w:t xml:space="preserve"> </w:t>
-            </w:r>
-          </w:p>
-        </w:tc>
-      </w:tr>
-      <w:tr>
-        <w:tc>
-          <w:tcPr>
-            <w:tcW w:type="pct" w:w="50%"/>
-          </w:tcPr>
-          <w:p>
-            <w:r>
-              <w:rPr>
-                <w:b w:val="false"/>
-                <w:bCs w:val="false"/>
-              </w:rPr>
-              <w:t xml:space="preserve">4(3 + 7)</w:t>
-            </w:r>
-          </w:p>
-        </w:tc>
-        <w:tc>
-          <w:tcPr>
-            <w:tcW w:type="pct" w:w="50%"/>
-          </w:tcPr>
-          <w:p>
-            <w:r>
-              <w:rPr>
-                <w:b w:val="false"/>
-                <w:bCs w:val="false"/>
-              </w:rPr>
-              <w:t xml:space="preserve"> </w:t>
-            </w:r>
-          </w:p>
-        </w:tc>
-      </w:tr>
-    </w:tbl>
+        <w:spacing w:after="60" w:before="120"/>
+      </w:pPr>
+      <w:r>
+        <w:rPr>
+          <w:color w:val="BBBBBB"/>
+        </w:rPr>
+        <w:t xml:space="preserve">______________________________________________________________________</w:t>
+      </w:r>
+    </w:p>
     <w:p>
       <w:pPr>
         <w:spacing w:after="60" w:before="120"/>
@@ -1212,7 +1220,7 @@
           <w:b/>
           <w:bCs/>
         </w:rPr>
-        <w:t xml:space="preserve">2. A. 12</w:t>
+        <w:t xml:space="preserve">2. B. 12</w:t>
       </w:r>
     </w:p>
     <w:p>
@@ -1244,7 +1252,7 @@
           <w:b/>
           <w:bCs/>
         </w:rPr>
-        <w:t xml:space="preserve">3. A. 10 + 5n</w:t>
+        <w:t xml:space="preserve">3. Spot the Common Mistake</w:t>
       </w:r>
     </w:p>
     <w:p>
@@ -1252,7 +1260,43 @@
         <w:spacing w:after="20" w:before="0"/>
       </w:pPr>
       <w:r>
-        <w:t xml:space="preserve">     Distribute the 5 to each term: 5 × 2 + 5 × n = 10 + 5n.</w:t>
+        <w:t xml:space="preserve">     The mistake is in Step 2.</w:t>
+      </w:r>
+    </w:p>
+    <w:p>
+      <w:pPr>
+        <w:spacing w:after="20" w:before="0"/>
+      </w:pPr>
+      <w:r>
+        <w:t xml:space="preserve">     Correct work: 4(n + 3) = 4 × n + 4 × 3 = 4n + 12. The student multiplied the 4 by n but forgot to multiply the 4 by the 3. The factor outside must reach BOTH terms inside the parentheses.</w:t>
+      </w:r>
+    </w:p>
+    <w:p>
+      <w:pPr>
+        <w:spacing w:after="80" w:before="0"/>
+      </w:pPr>
+      <w:r>
+        <w:t xml:space="preserve">     Watch for: The 4 reached the n but never reached the 3, so the 3 was copied down untouched. The distributive property says a(b + c) = ab + ac, which means 4(n + 3) = 4 × n + 4 × 3 = 4n + 12, not 4n + 3.</w:t>
+      </w:r>
+    </w:p>
+    <w:p>
+      <w:pPr>
+        <w:spacing w:after="40" w:before="0"/>
+      </w:pPr>
+      <w:r>
+        <w:rPr>
+          <w:b/>
+          <w:bCs/>
+        </w:rPr>
+        <w:t xml:space="preserve">4. A. 3x + 12</w:t>
+      </w:r>
+    </w:p>
+    <w:p>
+      <w:pPr>
+        <w:spacing w:after="20" w:before="0"/>
+      </w:pPr>
+      <w:r>
+        <w:t xml:space="preserve">     Distribute the 3 to each term: 3 × x + 3 × 4 = 3x + 12.</w:t>
       </w:r>
     </w:p>
     <w:p>
@@ -1276,7 +1320,7 @@
           <w:b/>
           <w:bCs/>
         </w:rPr>
-        <w:t xml:space="preserve">4. A. 4a + 8</w:t>
+        <w:t xml:space="preserve">5. B. 10 + 5n</w:t>
       </w:r>
     </w:p>
     <w:p>
@@ -1284,7 +1328,7 @@
         <w:spacing w:after="20" w:before="0"/>
       </w:pPr>
       <w:r>
-        <w:t xml:space="preserve">     Distribute the 4 to each term: 4 × a + 4 × 2 = 4a + 8.</w:t>
+        <w:t xml:space="preserve">     Distribute the 5 to each term: 5 × 2 + 5 × n = 10 + 5n.</w:t>
       </w:r>
     </w:p>
     <w:p>
@@ -1308,7 +1352,7 @@
           <w:b/>
           <w:bCs/>
         </w:rPr>
-        <w:t xml:space="preserve">5. Level 2 Extension — The Spotlight Only Hit One Term</w:t>
+        <w:t xml:space="preserve">6. A. 4a + 8</w:t>
       </w:r>
     </w:p>
     <w:p>
@@ -1316,6 +1360,38 @@
         <w:spacing w:after="20" w:before="0"/>
       </w:pPr>
       <w:r>
+        <w:t xml:space="preserve">     Distribute the 4 to each term: 4 × a + 4 × 2 = 4a + 8.</w:t>
+      </w:r>
+    </w:p>
+    <w:p>
+      <w:pPr>
+        <w:spacing w:after="80" w:before="0"/>
+      </w:pPr>
+      <w:r>
+        <w:rPr>
+          <w:i/>
+          <w:iCs/>
+        </w:rPr>
+        <w:t xml:space="preserve">     Watch for: The most common mistake in The Distributive Property is multiplying the outside factor by only the FIRST term inside the parentheses and forgetting the second — for example, writing 3(x + 4) = 3x + 4 instead of 3x + 12. Before you submit, check: did the outside number reach BOTH terms inside the parentheses?</w:t>
+      </w:r>
+    </w:p>
+    <w:p>
+      <w:pPr>
+        <w:spacing w:after="40" w:before="0"/>
+      </w:pPr>
+      <w:r>
+        <w:rPr>
+          <w:b/>
+          <w:bCs/>
+        </w:rPr>
+        <w:t xml:space="preserve">7. Level 2 Extension — The Spotlight Only Hit One Term</w:t>
+      </w:r>
+    </w:p>
+    <w:p>
+      <w:pPr>
+        <w:spacing w:after="20" w:before="0"/>
+      </w:pPr>
+      <w:r>
         <w:t xml:space="preserve">     The mistake is in Step 2.</w:t>
       </w:r>
     </w:p>
@@ -1344,7 +1420,7 @@
           <w:b/>
           <w:bCs/>
         </w:rPr>
-        <w:t xml:space="preserve">6. Find the Distributive Error</w:t>
+        <w:t xml:space="preserve">8. Find the Distributive Error</w:t>
       </w:r>
     </w:p>
     <w:p>
@@ -1380,27 +1456,7 @@
           <w:b/>
           <w:bCs/>
         </w:rPr>
-        <w:t xml:space="preserve">7. Open response — answers will vary.</w:t>
-      </w:r>
-    </w:p>
-    <w:p>
-      <w:pPr>
-        <w:spacing w:after="80" w:before="0"/>
-      </w:pPr>
-      <w:r>
-        <w:t xml:space="preserve">     Look for key words: distributive, factor, expand, mental math, equivalent, multiply.</w:t>
-      </w:r>
-    </w:p>
-    <w:p>
-      <w:pPr>
-        <w:spacing w:after="40" w:before="0"/>
-      </w:pPr>
-      <w:r>
-        <w:rPr>
-          <w:b/>
-          <w:bCs/>
-        </w:rPr>
-        <w:t xml:space="preserve">8. Use the distributive property to expand each expression.</w:t>
+        <w:t xml:space="preserve">9. Fix our table's thinking</w:t>
       </w:r>
     </w:p>
     <w:p>
@@ -1408,7 +1464,7 @@
         <w:spacing w:after="20" w:before="0"/>
       </w:pPr>
       <w:r>
-        <w:t xml:space="preserve">     2(x + 5) — Expanded Form: 2x + 10</w:t>
+        <w:t xml:space="preserve">     The mistake is in Step 2.</w:t>
       </w:r>
     </w:p>
     <w:p>
@@ -1416,15 +1472,7 @@
         <w:spacing w:after="20" w:before="0"/>
       </w:pPr>
       <w:r>
-        <w:t xml:space="preserve">     4(3 + 7) — Expanded Form: 12 + 28 = 40</w:t>
-      </w:r>
-    </w:p>
-    <w:p>
-      <w:pPr>
-        <w:spacing w:after="40" w:before="0"/>
-      </w:pPr>
-      <w:r>
-        <w:t xml:space="preserve"/>
+        <w:t xml:space="preserve">     Correct work: The correct answer is Both b and c. The distributive property says a(b + c) = ab + ac. You multiply the outside factor by EACH term inside the parentheses.</w:t>
       </w:r>
     </w:p>
     <w:sectPr>
@@ -1613,7 +1661,14 @@
 <file path=word/styles.xml><?xml version="1.0" encoding="utf-8"?>
 <w:styles xmlns:mc="http://schemas.openxmlformats.org/markup-compatibility/2006" xmlns:r="http://schemas.openxmlformats.org/officeDocument/2006/relationships" xmlns:w="http://schemas.openxmlformats.org/wordprocessingml/2006/main" xmlns:w14="http://schemas.microsoft.com/office/word/2010/wordml" xmlns:w15="http://schemas.microsoft.com/office/word/2012/wordml" mc:Ignorable="w14 w15">
   <w:docDefaults>
-    <w:rPrDefault/>
+    <w:rPrDefault>
+      <w:rPr>
+        <w:rFonts w:ascii="Arial" w:cs="Arial" w:eastAsia="Arial" w:hAnsi="Arial"/>
+        <w:sz w:val="22"/>
+        <w:szCs w:val="22"/>
+        <w:lang w:val="en-US"/>
+      </w:rPr>
+    </w:rPrDefault>
     <w:pPrDefault/>
   </w:docDefaults>
   <w:style w:type="paragraph" w:styleId="Title">
@@ -1631,10 +1686,16 @@
     <w:basedOn w:val="Normal"/>
     <w:next w:val="Normal"/>
     <w:qFormat/>
+    <w:pPr>
+      <w:keepNext/>
+    </w:pPr>
     <w:rPr>
-      <w:color w:val="2E74B5"/>
-      <w:sz w:val="32"/>
-      <w:szCs w:val="32"/>
+      <w:rFonts w:ascii="Arial" w:cs="Arial" w:eastAsia="Arial" w:hAnsi="Arial"/>
+      <w:b/>
+      <w:bCs/>
+      <w:color w:val="183E56"/>
+      <w:sz w:val="34"/>
+      <w:szCs w:val="34"/>
     </w:rPr>
   </w:style>
   <w:style w:type="paragraph" w:styleId="Heading2">
@@ -1642,8 +1703,14 @@
     <w:basedOn w:val="Normal"/>
     <w:next w:val="Normal"/>
     <w:qFormat/>
+    <w:pPr>
+      <w:keepNext/>
+    </w:pPr>
     <w:rPr>
-      <w:color w:val="2E74B5"/>
+      <w:rFonts w:ascii="Arial" w:cs="Arial" w:eastAsia="Arial" w:hAnsi="Arial"/>
+      <w:b/>
+      <w:bCs/>
+      <w:color w:val="176B70"/>
       <w:sz w:val="26"/>
       <w:szCs w:val="26"/>
     </w:rPr>

--- a/lessons/6-14-group1/homework.docx
+++ b/lessons/6-14-group1/homework.docx
@@ -1159,320 +1159,6 @@
           <w:color w:val="BBBBBB"/>
         </w:rPr>
         <w:t xml:space="preserve">______________________________________________________________________</w:t>
-      </w:r>
-    </w:p>
-    <w:p>
-      <w:r>
-        <w:br w:type="page"/>
-      </w:r>
-    </w:p>
-    <w:p>
-      <w:pPr>
-        <w:pStyle w:val="Heading1"/>
-        <w:spacing w:after="120"/>
-      </w:pPr>
-      <w:r>
-        <w:rPr>
-          <w:b/>
-          <w:bCs/>
-        </w:rPr>
-        <w:t xml:space="preserve">Answer Key (Teacher)</w:t>
-      </w:r>
-    </w:p>
-    <w:p>
-      <w:pPr>
-        <w:spacing w:after="40" w:before="0"/>
-      </w:pPr>
-      <w:r>
-        <w:rPr>
-          <w:b/>
-          <w:bCs/>
-        </w:rPr>
-        <w:t xml:space="preserve">1. A. 6n + 18</w:t>
-      </w:r>
-    </w:p>
-    <w:p>
-      <w:pPr>
-        <w:spacing w:after="20" w:before="0"/>
-      </w:pPr>
-      <w:r>
-        <w:t xml:space="preserve">     6(n + 3) = 6 × n + 6 × 3 = 6n + 18.</w:t>
-      </w:r>
-    </w:p>
-    <w:p>
-      <w:pPr>
-        <w:spacing w:after="80" w:before="0"/>
-      </w:pPr>
-      <w:r>
-        <w:rPr>
-          <w:i/>
-          <w:iCs/>
-        </w:rPr>
-        <w:t xml:space="preserve">     Watch for: The most common mistake in The Distributive Property is multiplying the outside factor by only the FIRST term inside the parentheses and forgetting the second — for example, writing 3(x + 4) = 3x + 4 instead of 3x + 12. Before you submit, check: did the outside number reach BOTH terms inside the parentheses?</w:t>
-      </w:r>
-    </w:p>
-    <w:p>
-      <w:pPr>
-        <w:spacing w:after="40" w:before="0"/>
-      </w:pPr>
-      <w:r>
-        <w:rPr>
-          <w:b/>
-          <w:bCs/>
-        </w:rPr>
-        <w:t xml:space="preserve">2. B. 12</w:t>
-      </w:r>
-    </w:p>
-    <w:p>
-      <w:pPr>
-        <w:spacing w:after="20" w:before="0"/>
-      </w:pPr>
-      <w:r>
-        <w:t xml:space="preserve">     4(5 − 2) = 4 × 5 − 4 × 2 = 20 − 8 = 12.</w:t>
-      </w:r>
-    </w:p>
-    <w:p>
-      <w:pPr>
-        <w:spacing w:after="80" w:before="0"/>
-      </w:pPr>
-      <w:r>
-        <w:rPr>
-          <w:i/>
-          <w:iCs/>
-        </w:rPr>
-        <w:t xml:space="preserve">     Watch for: The most common mistake in The Distributive Property is multiplying the outside factor by only the FIRST term inside the parentheses and forgetting the second — for example, writing 3(x + 4) = 3x + 4 instead of 3x + 12. Before you submit, check: did the outside number reach BOTH terms inside the parentheses?</w:t>
-      </w:r>
-    </w:p>
-    <w:p>
-      <w:pPr>
-        <w:spacing w:after="40" w:before="0"/>
-      </w:pPr>
-      <w:r>
-        <w:rPr>
-          <w:b/>
-          <w:bCs/>
-        </w:rPr>
-        <w:t xml:space="preserve">3. Spot the Common Mistake</w:t>
-      </w:r>
-    </w:p>
-    <w:p>
-      <w:pPr>
-        <w:spacing w:after="20" w:before="0"/>
-      </w:pPr>
-      <w:r>
-        <w:t xml:space="preserve">     The mistake is in Step 2.</w:t>
-      </w:r>
-    </w:p>
-    <w:p>
-      <w:pPr>
-        <w:spacing w:after="20" w:before="0"/>
-      </w:pPr>
-      <w:r>
-        <w:t xml:space="preserve">     Correct work: 4(n + 3) = 4 × n + 4 × 3 = 4n + 12. The student multiplied the 4 by n but forgot to multiply the 4 by the 3. The factor outside must reach BOTH terms inside the parentheses.</w:t>
-      </w:r>
-    </w:p>
-    <w:p>
-      <w:pPr>
-        <w:spacing w:after="80" w:before="0"/>
-      </w:pPr>
-      <w:r>
-        <w:t xml:space="preserve">     Watch for: The 4 reached the n but never reached the 3, so the 3 was copied down untouched. The distributive property says a(b + c) = ab + ac, which means 4(n + 3) = 4 × n + 4 × 3 = 4n + 12, not 4n + 3.</w:t>
-      </w:r>
-    </w:p>
-    <w:p>
-      <w:pPr>
-        <w:spacing w:after="40" w:before="0"/>
-      </w:pPr>
-      <w:r>
-        <w:rPr>
-          <w:b/>
-          <w:bCs/>
-        </w:rPr>
-        <w:t xml:space="preserve">4. A. 3x + 12</w:t>
-      </w:r>
-    </w:p>
-    <w:p>
-      <w:pPr>
-        <w:spacing w:after="20" w:before="0"/>
-      </w:pPr>
-      <w:r>
-        <w:t xml:space="preserve">     Distribute the 3 to each term: 3 × x + 3 × 4 = 3x + 12.</w:t>
-      </w:r>
-    </w:p>
-    <w:p>
-      <w:pPr>
-        <w:spacing w:after="80" w:before="0"/>
-      </w:pPr>
-      <w:r>
-        <w:rPr>
-          <w:i/>
-          <w:iCs/>
-        </w:rPr>
-        <w:t xml:space="preserve">     Watch for: The most common mistake in The Distributive Property is multiplying the outside factor by only the FIRST term inside the parentheses and forgetting the second — for example, writing 3(x + 4) = 3x + 4 instead of 3x + 12. Before you submit, check: did the outside number reach BOTH terms inside the parentheses?</w:t>
-      </w:r>
-    </w:p>
-    <w:p>
-      <w:pPr>
-        <w:spacing w:after="40" w:before="0"/>
-      </w:pPr>
-      <w:r>
-        <w:rPr>
-          <w:b/>
-          <w:bCs/>
-        </w:rPr>
-        <w:t xml:space="preserve">5. B. 10 + 5n</w:t>
-      </w:r>
-    </w:p>
-    <w:p>
-      <w:pPr>
-        <w:spacing w:after="20" w:before="0"/>
-      </w:pPr>
-      <w:r>
-        <w:t xml:space="preserve">     Distribute the 5 to each term: 5 × 2 + 5 × n = 10 + 5n.</w:t>
-      </w:r>
-    </w:p>
-    <w:p>
-      <w:pPr>
-        <w:spacing w:after="80" w:before="0"/>
-      </w:pPr>
-      <w:r>
-        <w:rPr>
-          <w:i/>
-          <w:iCs/>
-        </w:rPr>
-        <w:t xml:space="preserve">     Watch for: The most common mistake in The Distributive Property is multiplying the outside factor by only the FIRST term inside the parentheses and forgetting the second — for example, writing 3(x + 4) = 3x + 4 instead of 3x + 12. Before you submit, check: did the outside number reach BOTH terms inside the parentheses?</w:t>
-      </w:r>
-    </w:p>
-    <w:p>
-      <w:pPr>
-        <w:spacing w:after="40" w:before="0"/>
-      </w:pPr>
-      <w:r>
-        <w:rPr>
-          <w:b/>
-          <w:bCs/>
-        </w:rPr>
-        <w:t xml:space="preserve">6. A. 4a + 8</w:t>
-      </w:r>
-    </w:p>
-    <w:p>
-      <w:pPr>
-        <w:spacing w:after="20" w:before="0"/>
-      </w:pPr>
-      <w:r>
-        <w:t xml:space="preserve">     Distribute the 4 to each term: 4 × a + 4 × 2 = 4a + 8.</w:t>
-      </w:r>
-    </w:p>
-    <w:p>
-      <w:pPr>
-        <w:spacing w:after="80" w:before="0"/>
-      </w:pPr>
-      <w:r>
-        <w:rPr>
-          <w:i/>
-          <w:iCs/>
-        </w:rPr>
-        <w:t xml:space="preserve">     Watch for: The most common mistake in The Distributive Property is multiplying the outside factor by only the FIRST term inside the parentheses and forgetting the second — for example, writing 3(x + 4) = 3x + 4 instead of 3x + 12. Before you submit, check: did the outside number reach BOTH terms inside the parentheses?</w:t>
-      </w:r>
-    </w:p>
-    <w:p>
-      <w:pPr>
-        <w:spacing w:after="40" w:before="0"/>
-      </w:pPr>
-      <w:r>
-        <w:rPr>
-          <w:b/>
-          <w:bCs/>
-        </w:rPr>
-        <w:t xml:space="preserve">7. Level 2 Extension — The Spotlight Only Hit One Term</w:t>
-      </w:r>
-    </w:p>
-    <w:p>
-      <w:pPr>
-        <w:spacing w:after="20" w:before="0"/>
-      </w:pPr>
-      <w:r>
-        <w:t xml:space="preserve">     The mistake is in Step 2.</w:t>
-      </w:r>
-    </w:p>
-    <w:p>
-      <w:pPr>
-        <w:spacing w:after="20" w:before="0"/>
-      </w:pPr>
-      <w:r>
-        <w:t xml:space="preserve">     Correct work: 3(x + 4) = 3 × x + 3 × 4 = 3x + 12. The factor 3 is like a spotlight that must shine on EVERY term inside the parentheses, not just the first one. Picture the area model: a 3-by-x panel (3x) plus a 3-by-4 panel (12).</w:t>
-      </w:r>
-    </w:p>
-    <w:p>
-      <w:pPr>
-        <w:spacing w:after="80" w:before="0"/>
-      </w:pPr>
-      <w:r>
-        <w:t xml:space="preserve">     Watch for: The 3 shone on the x but skipped the 4. Distributing to every term gives 3(x + 4) = 3 × x + 3 × 4 = 3x + 12. An area model shows why: a 3-by-x panel is 3x and a 3-by-4 panel is 12, and the whole rectangle is both panels together.</w:t>
-      </w:r>
-    </w:p>
-    <w:p>
-      <w:pPr>
-        <w:spacing w:after="40" w:before="0"/>
-      </w:pPr>
-      <w:r>
-        <w:rPr>
-          <w:b/>
-          <w:bCs/>
-        </w:rPr>
-        <w:t xml:space="preserve">8. Find the Distributive Error</w:t>
-      </w:r>
-    </w:p>
-    <w:p>
-      <w:pPr>
-        <w:spacing w:after="20" w:before="0"/>
-      </w:pPr>
-      <w:r>
-        <w:t xml:space="preserve">     The mistake is in Step 2.</w:t>
-      </w:r>
-    </w:p>
-    <w:p>
-      <w:pPr>
-        <w:spacing w:after="20" w:before="0"/>
-      </w:pPr>
-      <w:r>
-        <w:t xml:space="preserve">     Correct work: 5(2x + 4) = 5 × 2x + 5 × 4 = 10x + 20. You must distribute the 5 to BOTH terms inside the parentheses, not just the first one.</w:t>
-      </w:r>
-    </w:p>
-    <w:p>
-      <w:pPr>
-        <w:spacing w:after="80" w:before="0"/>
-      </w:pPr>
-      <w:r>
-        <w:t xml:space="preserve">     Watch for: The 5 multiplied only the first term inside. Distributing to both gives 5(2x + 4) = 5 × 2x + 5 × 4 = 10x + 20. Testing with x = 1 confirms it: the original 5(2 + 4) = 30 and 10(1) + 20 = 30, while the student's 10x + 4 would give only 14.</w:t>
-      </w:r>
-    </w:p>
-    <w:p>
-      <w:pPr>
-        <w:spacing w:after="40" w:before="0"/>
-      </w:pPr>
-      <w:r>
-        <w:rPr>
-          <w:b/>
-          <w:bCs/>
-        </w:rPr>
-        <w:t xml:space="preserve">9. Fix our table's thinking</w:t>
-      </w:r>
-    </w:p>
-    <w:p>
-      <w:pPr>
-        <w:spacing w:after="20" w:before="0"/>
-      </w:pPr>
-      <w:r>
-        <w:t xml:space="preserve">     The mistake is in Step 2.</w:t>
-      </w:r>
-    </w:p>
-    <w:p>
-      <w:pPr>
-        <w:spacing w:after="20" w:before="0"/>
-      </w:pPr>
-      <w:r>
-        <w:t xml:space="preserve">     Correct work: The correct answer is Both b and c. The distributive property says a(b + c) = ab + ac. You multiply the outside factor by EACH term inside the parentheses.</w:t>
       </w:r>
     </w:p>
     <w:sectPr>
